--- a/a7/packages/A7 Unit 6 - Relationships in Triangles/Lessons/6.05/Keys/A7 6.05 Distance on the Coordinate Plane - Additional Question Bank - Key.docx
+++ b/a7/packages/A7 Unit 6 - Relationships in Triangles/Lessons/6.05/Keys/A7 6.05 Distance on the Coordinate Plane - Additional Question Bank - Key.docx
@@ -256,7 +256,7 @@
             <w:r>
               <w:drawing>
                 <wp:inline xmlns:a="http://schemas.openxmlformats.org/drawingml/2006/main" xmlns:pic="http://schemas.openxmlformats.org/drawingml/2006/picture">
-                  <wp:extent cx="600456" cy="146304"/>
+                  <wp:extent cx="551688" cy="146304"/>
                   <wp:docPr id="1" name="Picture 1"/>
                   <wp:cNvGraphicFramePr>
                     <a:graphicFrameLocks noChangeAspect="1"/>
@@ -265,7 +265,7 @@
                     <a:graphicData uri="http://schemas.openxmlformats.org/drawingml/2006/picture">
                       <pic:pic>
                         <pic:nvPicPr>
-                          <pic:cNvPr id="0" name="11c428087c7e91d9.png"/>
+                          <pic:cNvPr id="0" name="1c546a462940b3c2.png"/>
                           <pic:cNvPicPr/>
                         </pic:nvPicPr>
                         <pic:blipFill>
@@ -277,7 +277,7 @@
                         <pic:spPr>
                           <a:xfrm>
                             <a:off x="0" y="0"/>
-                            <a:ext cx="600456" cy="146304"/>
+                            <a:ext cx="551688" cy="146304"/>
                           </a:xfrm>
                           <a:prstGeom prst="rect"/>
                         </pic:spPr>
@@ -299,7 +299,7 @@
             <w:r>
               <w:drawing>
                 <wp:inline xmlns:a="http://schemas.openxmlformats.org/drawingml/2006/main" xmlns:pic="http://schemas.openxmlformats.org/drawingml/2006/picture">
-                  <wp:extent cx="487680" cy="143256"/>
+                  <wp:extent cx="438912" cy="143256"/>
                   <wp:docPr id="2" name="Picture 2"/>
                   <wp:cNvGraphicFramePr>
                     <a:graphicFrameLocks noChangeAspect="1"/>
@@ -308,7 +308,7 @@
                     <a:graphicData uri="http://schemas.openxmlformats.org/drawingml/2006/picture">
                       <pic:pic>
                         <pic:nvPicPr>
-                          <pic:cNvPr id="0" name="0300467ae874f1dd.png"/>
+                          <pic:cNvPr id="0" name="85fd7e6a1b96734f.png"/>
                           <pic:cNvPicPr/>
                         </pic:nvPicPr>
                         <pic:blipFill>
@@ -320,7 +320,7 @@
                         <pic:spPr>
                           <a:xfrm>
                             <a:off x="0" y="0"/>
-                            <a:ext cx="487680" cy="143256"/>
+                            <a:ext cx="438912" cy="143256"/>
                           </a:xfrm>
                           <a:prstGeom prst="rect"/>
                         </pic:spPr>
@@ -464,7 +464,7 @@
             <w:r>
               <w:drawing>
                 <wp:inline xmlns:a="http://schemas.openxmlformats.org/drawingml/2006/main" xmlns:pic="http://schemas.openxmlformats.org/drawingml/2006/picture">
-                  <wp:extent cx="600456" cy="146304"/>
+                  <wp:extent cx="551688" cy="146304"/>
                   <wp:docPr id="4" name="Picture 4"/>
                   <wp:cNvGraphicFramePr>
                     <a:graphicFrameLocks noChangeAspect="1"/>
@@ -473,7 +473,7 @@
                     <a:graphicData uri="http://schemas.openxmlformats.org/drawingml/2006/picture">
                       <pic:pic>
                         <pic:nvPicPr>
-                          <pic:cNvPr id="0" name="c3df1a6fc5ac7efa.png"/>
+                          <pic:cNvPr id="0" name="b0a1d48525e4cd87.png"/>
                           <pic:cNvPicPr/>
                         </pic:nvPicPr>
                         <pic:blipFill>
@@ -485,7 +485,7 @@
                         <pic:spPr>
                           <a:xfrm>
                             <a:off x="0" y="0"/>
-                            <a:ext cx="600456" cy="146304"/>
+                            <a:ext cx="551688" cy="146304"/>
                           </a:xfrm>
                           <a:prstGeom prst="rect"/>
                         </pic:spPr>
@@ -751,7 +751,7 @@
             <w:r>
               <w:drawing>
                 <wp:inline xmlns:a="http://schemas.openxmlformats.org/drawingml/2006/main" xmlns:pic="http://schemas.openxmlformats.org/drawingml/2006/picture">
-                  <wp:extent cx="600456" cy="146304"/>
+                  <wp:extent cx="551688" cy="146304"/>
                   <wp:docPr id="7" name="Picture 7"/>
                   <wp:cNvGraphicFramePr>
                     <a:graphicFrameLocks noChangeAspect="1"/>
@@ -760,7 +760,7 @@
                     <a:graphicData uri="http://schemas.openxmlformats.org/drawingml/2006/picture">
                       <pic:pic>
                         <pic:nvPicPr>
-                          <pic:cNvPr id="0" name="7530537c78984038.png"/>
+                          <pic:cNvPr id="0" name="d8d2869a13cdf09c.png"/>
                           <pic:cNvPicPr/>
                         </pic:nvPicPr>
                         <pic:blipFill>
@@ -772,7 +772,7 @@
                         <pic:spPr>
                           <a:xfrm>
                             <a:off x="0" y="0"/>
-                            <a:ext cx="600456" cy="146304"/>
+                            <a:ext cx="551688" cy="146304"/>
                           </a:xfrm>
                           <a:prstGeom prst="rect"/>
                         </pic:spPr>
@@ -959,7 +959,7 @@
             <w:r>
               <w:drawing>
                 <wp:inline xmlns:a="http://schemas.openxmlformats.org/drawingml/2006/main" xmlns:pic="http://schemas.openxmlformats.org/drawingml/2006/picture">
-                  <wp:extent cx="487680" cy="143256"/>
+                  <wp:extent cx="438912" cy="143256"/>
                   <wp:docPr id="10" name="Picture 10"/>
                   <wp:cNvGraphicFramePr>
                     <a:graphicFrameLocks noChangeAspect="1"/>
@@ -968,7 +968,7 @@
                     <a:graphicData uri="http://schemas.openxmlformats.org/drawingml/2006/picture">
                       <pic:pic>
                         <pic:nvPicPr>
-                          <pic:cNvPr id="0" name="0300467ae874f1dd.png"/>
+                          <pic:cNvPr id="0" name="85fd7e6a1b96734f.png"/>
                           <pic:cNvPicPr/>
                         </pic:nvPicPr>
                         <pic:blipFill>
@@ -980,7 +980,7 @@
                         <pic:spPr>
                           <a:xfrm>
                             <a:off x="0" y="0"/>
-                            <a:ext cx="487680" cy="143256"/>
+                            <a:ext cx="438912" cy="143256"/>
                           </a:xfrm>
                           <a:prstGeom prst="rect"/>
                         </pic:spPr>
@@ -1124,7 +1124,7 @@
             <w:r>
               <w:drawing>
                 <wp:inline xmlns:a="http://schemas.openxmlformats.org/drawingml/2006/main" xmlns:pic="http://schemas.openxmlformats.org/drawingml/2006/picture">
-                  <wp:extent cx="487680" cy="143256"/>
+                  <wp:extent cx="438912" cy="143256"/>
                   <wp:docPr id="12" name="Picture 12"/>
                   <wp:cNvGraphicFramePr>
                     <a:graphicFrameLocks noChangeAspect="1"/>
@@ -1133,7 +1133,7 @@
                     <a:graphicData uri="http://schemas.openxmlformats.org/drawingml/2006/picture">
                       <pic:pic>
                         <pic:nvPicPr>
-                          <pic:cNvPr id="0" name="49f85d28f6782d38.png"/>
+                          <pic:cNvPr id="0" name="fb430b86f1b6fb03.png"/>
                           <pic:cNvPicPr/>
                         </pic:nvPicPr>
                         <pic:blipFill>
@@ -1145,7 +1145,7 @@
                         <pic:spPr>
                           <a:xfrm>
                             <a:off x="0" y="0"/>
-                            <a:ext cx="487680" cy="143256"/>
+                            <a:ext cx="438912" cy="143256"/>
                           </a:xfrm>
                           <a:prstGeom prst="rect"/>
                         </pic:spPr>
@@ -1289,7 +1289,7 @@
             <w:r>
               <w:drawing>
                 <wp:inline xmlns:a="http://schemas.openxmlformats.org/drawingml/2006/main" xmlns:pic="http://schemas.openxmlformats.org/drawingml/2006/picture">
-                  <wp:extent cx="487680" cy="146304"/>
+                  <wp:extent cx="438912" cy="146304"/>
                   <wp:docPr id="14" name="Picture 14"/>
                   <wp:cNvGraphicFramePr>
                     <a:graphicFrameLocks noChangeAspect="1"/>
@@ -1298,7 +1298,7 @@
                     <a:graphicData uri="http://schemas.openxmlformats.org/drawingml/2006/picture">
                       <pic:pic>
                         <pic:nvPicPr>
-                          <pic:cNvPr id="0" name="06f5b80cfa45d7fb.png"/>
+                          <pic:cNvPr id="0" name="09220e97bda466bc.png"/>
                           <pic:cNvPicPr/>
                         </pic:nvPicPr>
                         <pic:blipFill>
@@ -1310,7 +1310,7 @@
                         <pic:spPr>
                           <a:xfrm>
                             <a:off x="0" y="0"/>
-                            <a:ext cx="487680" cy="146304"/>
+                            <a:ext cx="438912" cy="146304"/>
                           </a:xfrm>
                           <a:prstGeom prst="rect"/>
                         </pic:spPr>
@@ -1478,7 +1478,7 @@
             <w:r>
               <w:drawing>
                 <wp:inline xmlns:a="http://schemas.openxmlformats.org/drawingml/2006/main" xmlns:pic="http://schemas.openxmlformats.org/drawingml/2006/picture">
-                  <wp:extent cx="600456" cy="143256"/>
+                  <wp:extent cx="551688" cy="143256"/>
                   <wp:docPr id="16" name="Picture 16"/>
                   <wp:cNvGraphicFramePr>
                     <a:graphicFrameLocks noChangeAspect="1"/>
@@ -1487,7 +1487,7 @@
                     <a:graphicData uri="http://schemas.openxmlformats.org/drawingml/2006/picture">
                       <pic:pic>
                         <pic:nvPicPr>
-                          <pic:cNvPr id="0" name="02c92822a4500f56.png"/>
+                          <pic:cNvPr id="0" name="444cca6e1514f4ea.png"/>
                           <pic:cNvPicPr/>
                         </pic:nvPicPr>
                         <pic:blipFill>
@@ -1499,7 +1499,7 @@
                         <pic:spPr>
                           <a:xfrm>
                             <a:off x="0" y="0"/>
-                            <a:ext cx="600456" cy="143256"/>
+                            <a:ext cx="551688" cy="143256"/>
                           </a:xfrm>
                           <a:prstGeom prst="rect"/>
                         </pic:spPr>
@@ -1761,7 +1761,7 @@
             <w:r>
               <w:drawing>
                 <wp:inline xmlns:a="http://schemas.openxmlformats.org/drawingml/2006/main" xmlns:pic="http://schemas.openxmlformats.org/drawingml/2006/picture">
-                  <wp:extent cx="487680" cy="143256"/>
+                  <wp:extent cx="438912" cy="143256"/>
                   <wp:docPr id="18" name="Picture 18"/>
                   <wp:cNvGraphicFramePr>
                     <a:graphicFrameLocks noChangeAspect="1"/>
@@ -1770,7 +1770,7 @@
                     <a:graphicData uri="http://schemas.openxmlformats.org/drawingml/2006/picture">
                       <pic:pic>
                         <pic:nvPicPr>
-                          <pic:cNvPr id="0" name="139f2b370e504f42.png"/>
+                          <pic:cNvPr id="0" name="15bb71a309aa14d9.png"/>
                           <pic:cNvPicPr/>
                         </pic:nvPicPr>
                         <pic:blipFill>
@@ -1782,7 +1782,7 @@
                         <pic:spPr>
                           <a:xfrm>
                             <a:off x="0" y="0"/>
-                            <a:ext cx="487680" cy="143256"/>
+                            <a:ext cx="438912" cy="143256"/>
                           </a:xfrm>
                           <a:prstGeom prst="rect"/>
                         </pic:spPr>
